--- a/Coding 1 - year/Unit 6 - Debugging and Documentation/Daily Lesson Plans/Word/Day 129.docx
+++ b/Coding 1 - year/Unit 6 - Debugging and Documentation/Daily Lesson Plans/Word/Day 129.docx
@@ -50,12 +50,15 @@
               </w:rPr>
               <w:t xml:space="preserve">Coding I — Full Year</w:t>
             </w:r>
-          </w:p>
-          <w:p>
-            <w:pPr>
-              <w:spacing w:before="40"/>
-              <w:jc w:val="center"/>
-            </w:pPr>
+            <w:r>
+              <w:rPr>
+                <w:rFonts w:ascii="Arial" w:cs="Arial" w:eastAsia="Arial" w:hAnsi="Arial"/>
+                <w:sz w:val="16"/>
+                <w:szCs w:val="16"/>
+              </w:rPr>
+              <w:br/>
+              <w:t xml:space="preserve"/>
+            </w:r>
             <w:r>
               <w:rPr>
                 <w:rFonts w:ascii="Arial" w:cs="Arial" w:eastAsia="Arial" w:hAnsi="Arial"/>
@@ -83,7 +86,7 @@
           <w:rFonts w:ascii="Arial" w:cs="Arial" w:eastAsia="Arial" w:hAnsi="Arial"/>
           <w:b/>
           <w:bCs/>
-          <w:color w:val="1F3864"/>
+          <w:color w:val="2B5797"/>
           <w:sz w:val="32"/>
           <w:szCs w:val="32"/>
         </w:rPr>
@@ -261,9 +264,9 @@
               <w:right w:val="single" w:color="CCCCCC" w:sz="1"/>
             </w:tcBorders>
             <w:tcMar>
-              <w:top w:type="dxa" w:w="60"/>
+              <w:top w:type="dxa" w:w="80"/>
               <w:left w:type="dxa" w:w="120"/>
-              <w:bottom w:type="dxa" w:w="60"/>
+              <w:bottom w:type="dxa" w:w="80"/>
               <w:right w:type="dxa" w:w="120"/>
             </w:tcMar>
           </w:tcPr>
@@ -290,20 +293,213 @@
               <w:right w:val="single" w:color="CCCCCC" w:sz="1"/>
             </w:tcBorders>
             <w:tcMar>
-              <w:top w:type="dxa" w:w="60"/>
+              <w:top w:type="dxa" w:w="80"/>
               <w:left w:type="dxa" w:w="120"/>
-              <w:bottom w:type="dxa" w:w="60"/>
+              <w:bottom w:type="dxa" w:w="80"/>
               <w:right w:type="dxa" w:w="120"/>
             </w:tcMar>
           </w:tcPr>
           <w:p>
-            <w:r>
-              <w:rPr>
-                <w:rFonts w:ascii="Arial" w:cs="Arial" w:eastAsia="Arial" w:hAnsi="Arial"/>
-                <w:sz w:val="20"/>
-                <w:szCs w:val="20"/>
+            <w:pPr>
+              <w:spacing w:after="80" w:before="80"/>
+            </w:pPr>
+            <w:r>
+              <w:rPr>
+                <w:rFonts w:ascii="Arial" w:cs="Arial" w:eastAsia="Arial" w:hAnsi="Arial"/>
+                <w:b/>
+                <w:bCs/>
+                <w:i w:val="false"/>
+                <w:iCs w:val="false"/>
+                <w:color w:val="000000"/>
+                <w:sz w:val="22"/>
+                <w:szCs w:val="22"/>
               </w:rPr>
               <w:t xml:space="preserve">Bell Ringer / Review</w:t>
+            </w:r>
+            <w:r>
+              <w:rPr>
+                <w:rFonts w:ascii="Arial" w:cs="Arial" w:eastAsia="Arial" w:hAnsi="Arial"/>
+                <w:sz w:val="20"/>
+                <w:szCs w:val="20"/>
+              </w:rPr>
+              <w:br/>
+              <w:t xml:space="preserve"/>
+            </w:r>
+            <w:r>
+              <w:rPr>
+                <w:rFonts w:ascii="Arial" w:cs="Arial" w:eastAsia="Arial" w:hAnsi="Arial"/>
+                <w:sz w:val="20"/>
+                <w:szCs w:val="20"/>
+              </w:rPr>
+              <w:br/>
+              <w:t xml:space="preserve"/>
+            </w:r>
+            <w:r>
+              <w:rPr>
+                <w:rFonts w:ascii="Arial" w:cs="Arial" w:eastAsia="Arial" w:hAnsi="Arial"/>
+                <w:b/>
+                <w:bCs/>
+                <w:i w:val="false"/>
+                <w:iCs w:val="false"/>
+                <w:color w:val="000000"/>
+                <w:sz w:val="20"/>
+                <w:szCs w:val="20"/>
+              </w:rPr>
+              <w:t xml:space="preserve">Quick Write </w:t>
+            </w:r>
+            <w:r>
+              <w:rPr>
+                <w:rFonts w:ascii="Arial" w:cs="Arial" w:eastAsia="Arial" w:hAnsi="Arial"/>
+                <w:b w:val="false"/>
+                <w:bCs w:val="false"/>
+                <w:i w:val="false"/>
+                <w:iCs w:val="false"/>
+                <w:color w:val="000000"/>
+                <w:sz w:val="20"/>
+                <w:szCs w:val="20"/>
+              </w:rPr>
+              <w:t xml:space="preserve">(3 min — written or verbal):</w:t>
+            </w:r>
+            <w:r>
+              <w:rPr>
+                <w:rFonts w:ascii="Arial" w:cs="Arial" w:eastAsia="Arial" w:hAnsi="Arial"/>
+                <w:sz w:val="20"/>
+                <w:szCs w:val="20"/>
+              </w:rPr>
+              <w:br/>
+              <w:t xml:space="preserve"/>
+            </w:r>
+            <w:r>
+              <w:rPr>
+                <w:rFonts w:ascii="Arial" w:cs="Arial" w:eastAsia="Arial" w:hAnsi="Arial"/>
+                <w:b w:val="false"/>
+                <w:bCs w:val="false"/>
+                <w:i w:val="false"/>
+                <w:iCs w:val="false"/>
+                <w:color w:val="000000"/>
+                <w:sz w:val="20"/>
+                <w:szCs w:val="20"/>
+              </w:rPr>
+              <w:t xml:space="preserve">    In your own words: Debug functions by tracing parameter and return value issues?</w:t>
+            </w:r>
+            <w:r>
+              <w:rPr>
+                <w:rFonts w:ascii="Arial" w:cs="Arial" w:eastAsia="Arial" w:hAnsi="Arial"/>
+                <w:sz w:val="20"/>
+                <w:szCs w:val="20"/>
+              </w:rPr>
+              <w:br/>
+              <w:t xml:space="preserve"/>
+            </w:r>
+            <w:r>
+              <w:rPr>
+                <w:rFonts w:ascii="Arial" w:cs="Arial" w:eastAsia="Arial" w:hAnsi="Arial"/>
+                <w:sz w:val="20"/>
+                <w:szCs w:val="20"/>
+              </w:rPr>
+              <w:br/>
+              <w:t xml:space="preserve"/>
+            </w:r>
+            <w:r>
+              <w:rPr>
+                <w:rFonts w:ascii="Arial" w:cs="Arial" w:eastAsia="Arial" w:hAnsi="Arial"/>
+                <w:b/>
+                <w:bCs/>
+                <w:i w:val="false"/>
+                <w:iCs w:val="false"/>
+                <w:color w:val="000000"/>
+                <w:sz w:val="20"/>
+                <w:szCs w:val="20"/>
+              </w:rPr>
+              <w:t xml:space="preserve">Vocabulary Preview — </w:t>
+            </w:r>
+            <w:r>
+              <w:rPr>
+                <w:rFonts w:ascii="Arial" w:cs="Arial" w:eastAsia="Arial" w:hAnsi="Arial"/>
+                <w:b w:val="false"/>
+                <w:bCs w:val="false"/>
+                <w:i w:val="false"/>
+                <w:iCs w:val="false"/>
+                <w:color w:val="000000"/>
+                <w:sz w:val="20"/>
+                <w:szCs w:val="20"/>
+              </w:rPr>
+              <w:t xml:space="preserve">terms we'll use today:</w:t>
+            </w:r>
+            <w:r>
+              <w:rPr>
+                <w:rFonts w:ascii="Arial" w:cs="Arial" w:eastAsia="Arial" w:hAnsi="Arial"/>
+                <w:sz w:val="20"/>
+                <w:szCs w:val="20"/>
+              </w:rPr>
+              <w:br/>
+              <w:t xml:space="preserve"/>
+            </w:r>
+            <w:r>
+              <w:rPr>
+                <w:rFonts w:ascii="Arial" w:cs="Arial" w:eastAsia="Arial" w:hAnsi="Arial"/>
+                <w:b w:val="false"/>
+                <w:bCs w:val="false"/>
+                <w:i w:val="false"/>
+                <w:iCs w:val="false"/>
+                <w:color w:val="000000"/>
+                <w:sz w:val="20"/>
+                <w:szCs w:val="20"/>
+              </w:rPr>
+              <w:t xml:space="preserve">    • Parameters not passed correctly   •   Wrong parameter values   •   Return value issues   •   Variable scope issues</w:t>
+            </w:r>
+            <w:r>
+              <w:rPr>
+                <w:rFonts w:ascii="Arial" w:cs="Arial" w:eastAsia="Arial" w:hAnsi="Arial"/>
+                <w:sz w:val="20"/>
+                <w:szCs w:val="20"/>
+              </w:rPr>
+              <w:br/>
+              <w:t xml:space="preserve"/>
+            </w:r>
+            <w:r>
+              <w:rPr>
+                <w:rFonts w:ascii="Arial" w:cs="Arial" w:eastAsia="Arial" w:hAnsi="Arial"/>
+                <w:sz w:val="20"/>
+                <w:szCs w:val="20"/>
+              </w:rPr>
+              <w:br/>
+              <w:t xml:space="preserve"/>
+            </w:r>
+            <w:r>
+              <w:rPr>
+                <w:rFonts w:ascii="Arial" w:cs="Arial" w:eastAsia="Arial" w:hAnsi="Arial"/>
+                <w:b w:val="false"/>
+                <w:bCs w:val="false"/>
+                <w:i/>
+                <w:iCs/>
+                <w:color w:val="444444"/>
+                <w:sz w:val="20"/>
+                <w:szCs w:val="20"/>
+              </w:rPr>
+              <w:t xml:space="preserve">Today's Goal: By the end of class you will be able to debug functions by tracing parameter and return value issues.</w:t>
+            </w:r>
+            <w:r>
+              <w:rPr>
+                <w:rFonts w:ascii="Arial" w:cs="Arial" w:eastAsia="Arial" w:hAnsi="Arial"/>
+                <w:sz w:val="20"/>
+                <w:szCs w:val="20"/>
+              </w:rPr>
+              <w:br/>
+              <w:t xml:space="preserve"/>
+            </w:r>
+            <w:r>
+              <w:rPr>
+                <w:rFonts w:ascii="Arial" w:cs="Arial" w:eastAsia="Arial" w:hAnsi="Arial"/>
+                <w:b w:val="false"/>
+                <w:bCs w:val="false"/>
+                <w:i/>
+                <w:iCs/>
+                <w:color w:val="555555"/>
+                <w:sz w:val="20"/>
+                <w:szCs w:val="20"/>
+              </w:rPr>
+              <w:t xml:space="preserve">→ Pair-share your response, then 2–3 students share with the class.</w:t>
             </w:r>
           </w:p>
         </w:tc>
@@ -319,9 +515,9 @@
               <w:right w:val="single" w:color="CCCCCC" w:sz="1"/>
             </w:tcBorders>
             <w:tcMar>
-              <w:top w:type="dxa" w:w="60"/>
+              <w:top w:type="dxa" w:w="80"/>
               <w:left w:type="dxa" w:w="120"/>
-              <w:bottom w:type="dxa" w:w="60"/>
+              <w:bottom w:type="dxa" w:w="80"/>
               <w:right w:type="dxa" w:w="120"/>
             </w:tcMar>
           </w:tcPr>
@@ -348,20 +544,380 @@
               <w:right w:val="single" w:color="CCCCCC" w:sz="1"/>
             </w:tcBorders>
             <w:tcMar>
-              <w:top w:type="dxa" w:w="60"/>
+              <w:top w:type="dxa" w:w="80"/>
               <w:left w:type="dxa" w:w="120"/>
-              <w:bottom w:type="dxa" w:w="60"/>
+              <w:bottom w:type="dxa" w:w="80"/>
               <w:right w:type="dxa" w:w="120"/>
             </w:tcMar>
           </w:tcPr>
           <w:p>
-            <w:r>
-              <w:rPr>
-                <w:rFonts w:ascii="Arial" w:cs="Arial" w:eastAsia="Arial" w:hAnsi="Arial"/>
-                <w:sz w:val="20"/>
-                <w:szCs w:val="20"/>
-              </w:rPr>
-              <w:t xml:space="preserve">Mini Lesson: Debugging Functions</w:t>
+            <w:pPr>
+              <w:spacing w:after="80" w:before="80"/>
+            </w:pPr>
+            <w:r>
+              <w:rPr>
+                <w:rFonts w:ascii="Arial" w:cs="Arial" w:eastAsia="Arial" w:hAnsi="Arial"/>
+                <w:b/>
+                <w:bCs/>
+                <w:i w:val="false"/>
+                <w:iCs w:val="false"/>
+                <w:color w:val="000000"/>
+                <w:sz w:val="22"/>
+                <w:szCs w:val="22"/>
+              </w:rPr>
+              <w:t xml:space="preserve">Mini Lesson: </w:t>
+            </w:r>
+            <w:r>
+              <w:rPr>
+                <w:rFonts w:ascii="Arial" w:cs="Arial" w:eastAsia="Arial" w:hAnsi="Arial"/>
+                <w:b w:val="false"/>
+                <w:bCs w:val="false"/>
+                <w:i w:val="false"/>
+                <w:iCs w:val="false"/>
+                <w:color w:val="000000"/>
+                <w:sz w:val="22"/>
+                <w:szCs w:val="22"/>
+              </w:rPr>
+              <w:t xml:space="preserve">Debugging Functions</w:t>
+            </w:r>
+            <w:r>
+              <w:rPr>
+                <w:rFonts w:ascii="Arial" w:cs="Arial" w:eastAsia="Arial" w:hAnsi="Arial"/>
+                <w:sz w:val="20"/>
+                <w:szCs w:val="20"/>
+              </w:rPr>
+              <w:br/>
+              <w:t xml:space="preserve"/>
+            </w:r>
+            <w:r>
+              <w:rPr>
+                <w:rFonts w:ascii="Arial" w:cs="Arial" w:eastAsia="Arial" w:hAnsi="Arial"/>
+                <w:sz w:val="20"/>
+                <w:szCs w:val="20"/>
+              </w:rPr>
+              <w:br/>
+              <w:t xml:space="preserve"/>
+            </w:r>
+            <w:r>
+              <w:rPr>
+                <w:rFonts w:ascii="Arial" w:cs="Arial" w:eastAsia="Arial" w:hAnsi="Arial"/>
+                <w:b/>
+                <w:bCs/>
+                <w:i/>
+                <w:iCs/>
+                <w:color w:val="000000"/>
+                <w:sz w:val="20"/>
+                <w:szCs w:val="20"/>
+              </w:rPr>
+              <w:t xml:space="preserve">Learning Target: </w:t>
+            </w:r>
+            <w:r>
+              <w:rPr>
+                <w:rFonts w:ascii="Arial" w:cs="Arial" w:eastAsia="Arial" w:hAnsi="Arial"/>
+                <w:b w:val="false"/>
+                <w:bCs w:val="false"/>
+                <w:i/>
+                <w:iCs/>
+                <w:color w:val="333333"/>
+                <w:sz w:val="20"/>
+                <w:szCs w:val="20"/>
+              </w:rPr>
+              <w:t xml:space="preserve">I can debug functions by tracing parameter and return value issues.</w:t>
+            </w:r>
+            <w:r>
+              <w:rPr>
+                <w:rFonts w:ascii="Arial" w:cs="Arial" w:eastAsia="Arial" w:hAnsi="Arial"/>
+                <w:sz w:val="20"/>
+                <w:szCs w:val="20"/>
+              </w:rPr>
+              <w:br/>
+              <w:t xml:space="preserve"/>
+            </w:r>
+            <w:r>
+              <w:rPr>
+                <w:rFonts w:ascii="Arial" w:cs="Arial" w:eastAsia="Arial" w:hAnsi="Arial"/>
+                <w:sz w:val="20"/>
+                <w:szCs w:val="20"/>
+              </w:rPr>
+              <w:br/>
+              <w:t xml:space="preserve"/>
+            </w:r>
+            <w:r>
+              <w:rPr>
+                <w:rFonts w:ascii="Arial" w:cs="Arial" w:eastAsia="Arial" w:hAnsi="Arial"/>
+                <w:b w:val="false"/>
+                <w:bCs w:val="false"/>
+                <w:i w:val="false"/>
+                <w:iCs w:val="false"/>
+                <w:color w:val="000000"/>
+                <w:sz w:val="20"/>
+                <w:szCs w:val="20"/>
+              </w:rPr>
+              <w:t xml:space="preserve">Functions are great for organization, but they introduce new places where bugs can hide:</w:t>
+            </w:r>
+            <w:r>
+              <w:rPr>
+                <w:rFonts w:ascii="Arial" w:cs="Arial" w:eastAsia="Arial" w:hAnsi="Arial"/>
+                <w:sz w:val="20"/>
+                <w:szCs w:val="20"/>
+              </w:rPr>
+              <w:br/>
+              <w:t xml:space="preserve"/>
+            </w:r>
+            <w:r>
+              <w:rPr>
+                <w:rFonts w:ascii="Arial" w:cs="Arial" w:eastAsia="Arial" w:hAnsi="Arial"/>
+                <w:b w:val="false"/>
+                <w:bCs w:val="false"/>
+                <w:i w:val="false"/>
+                <w:iCs w:val="false"/>
+                <w:color w:val="000000"/>
+                <w:sz w:val="20"/>
+                <w:szCs w:val="20"/>
+              </w:rPr>
+              <w:t xml:space="preserve">Debugging functions requires understanding:</w:t>
+            </w:r>
+            <w:r>
+              <w:rPr>
+                <w:rFonts w:ascii="Arial" w:cs="Arial" w:eastAsia="Arial" w:hAnsi="Arial"/>
+                <w:sz w:val="20"/>
+                <w:szCs w:val="20"/>
+              </w:rPr>
+              <w:br/>
+              <w:t xml:space="preserve"/>
+            </w:r>
+            <w:r>
+              <w:rPr>
+                <w:rFonts w:ascii="Arial" w:cs="Arial" w:eastAsia="Arial" w:hAnsi="Arial"/>
+                <w:sz w:val="20"/>
+                <w:szCs w:val="20"/>
+              </w:rPr>
+              <w:br/>
+              <w:t xml:space="preserve"/>
+            </w:r>
+            <w:r>
+              <w:rPr>
+                <w:rFonts w:ascii="Arial" w:cs="Arial" w:eastAsia="Arial" w:hAnsi="Arial"/>
+                <w:b/>
+                <w:bCs/>
+                <w:i w:val="false"/>
+                <w:iCs w:val="false"/>
+                <w:color w:val="000000"/>
+                <w:sz w:val="20"/>
+                <w:szCs w:val="20"/>
+              </w:rPr>
+              <w:t xml:space="preserve">Key Concepts:</w:t>
+            </w:r>
+            <w:r>
+              <w:rPr>
+                <w:rFonts w:ascii="Arial" w:cs="Arial" w:eastAsia="Arial" w:hAnsi="Arial"/>
+                <w:sz w:val="20"/>
+                <w:szCs w:val="20"/>
+              </w:rPr>
+              <w:br/>
+              <w:t xml:space="preserve"/>
+            </w:r>
+            <w:r>
+              <w:rPr>
+                <w:rFonts w:ascii="Arial" w:cs="Arial" w:eastAsia="Arial" w:hAnsi="Arial"/>
+                <w:b w:val="false"/>
+                <w:bCs w:val="false"/>
+                <w:i w:val="false"/>
+                <w:iCs w:val="false"/>
+                <w:color w:val="000000"/>
+                <w:sz w:val="20"/>
+                <w:szCs w:val="20"/>
+              </w:rPr>
+              <w:t xml:space="preserve">    • Parameters not passed correctly — function expects three arguments but only two are provided</w:t>
+            </w:r>
+            <w:r>
+              <w:rPr>
+                <w:rFonts w:ascii="Arial" w:cs="Arial" w:eastAsia="Arial" w:hAnsi="Arial"/>
+                <w:sz w:val="20"/>
+                <w:szCs w:val="20"/>
+              </w:rPr>
+              <w:br/>
+              <w:t xml:space="preserve"/>
+            </w:r>
+            <w:r>
+              <w:rPr>
+                <w:rFonts w:ascii="Arial" w:cs="Arial" w:eastAsia="Arial" w:hAnsi="Arial"/>
+                <w:b w:val="false"/>
+                <w:bCs w:val="false"/>
+                <w:i w:val="false"/>
+                <w:iCs w:val="false"/>
+                <w:color w:val="000000"/>
+                <w:sz w:val="20"/>
+                <w:szCs w:val="20"/>
+              </w:rPr>
+              <w:t xml:space="preserve">    • Wrong parameter values — function receives the right number but in the wrong order or type</w:t>
+            </w:r>
+            <w:r>
+              <w:rPr>
+                <w:rFonts w:ascii="Arial" w:cs="Arial" w:eastAsia="Arial" w:hAnsi="Arial"/>
+                <w:sz w:val="20"/>
+                <w:szCs w:val="20"/>
+              </w:rPr>
+              <w:br/>
+              <w:t xml:space="preserve"/>
+            </w:r>
+            <w:r>
+              <w:rPr>
+                <w:rFonts w:ascii="Arial" w:cs="Arial" w:eastAsia="Arial" w:hAnsi="Arial"/>
+                <w:b w:val="false"/>
+                <w:bCs w:val="false"/>
+                <w:i w:val="false"/>
+                <w:iCs w:val="false"/>
+                <w:color w:val="000000"/>
+                <w:sz w:val="20"/>
+                <w:szCs w:val="20"/>
+              </w:rPr>
+              <w:t xml:space="preserve">    • Return value issues — function doesn't return anything (returns None), returns wrong value, or doesn't return at all</w:t>
+            </w:r>
+            <w:r>
+              <w:rPr>
+                <w:rFonts w:ascii="Arial" w:cs="Arial" w:eastAsia="Arial" w:hAnsi="Arial"/>
+                <w:sz w:val="20"/>
+                <w:szCs w:val="20"/>
+              </w:rPr>
+              <w:br/>
+              <w:t xml:space="preserve"/>
+            </w:r>
+            <w:r>
+              <w:rPr>
+                <w:rFonts w:ascii="Arial" w:cs="Arial" w:eastAsia="Arial" w:hAnsi="Arial"/>
+                <w:b w:val="false"/>
+                <w:bCs w:val="false"/>
+                <w:i w:val="false"/>
+                <w:iCs w:val="false"/>
+                <w:color w:val="000000"/>
+                <w:sz w:val="20"/>
+                <w:szCs w:val="20"/>
+              </w:rPr>
+              <w:t xml:space="preserve">    • Variable scope issues — using variables inside the function that don't exist in that scope</w:t>
+            </w:r>
+            <w:r>
+              <w:rPr>
+                <w:rFonts w:ascii="Arial" w:cs="Arial" w:eastAsia="Arial" w:hAnsi="Arial"/>
+                <w:sz w:val="20"/>
+                <w:szCs w:val="20"/>
+              </w:rPr>
+              <w:br/>
+              <w:t xml:space="preserve"/>
+            </w:r>
+            <w:r>
+              <w:rPr>
+                <w:rFonts w:ascii="Arial" w:cs="Arial" w:eastAsia="Arial" w:hAnsi="Arial"/>
+                <w:sz w:val="20"/>
+                <w:szCs w:val="20"/>
+              </w:rPr>
+              <w:br/>
+              <w:t xml:space="preserve"/>
+            </w:r>
+            <w:r>
+              <w:rPr>
+                <w:rFonts w:ascii="Arial" w:cs="Arial" w:eastAsia="Arial" w:hAnsi="Arial"/>
+                <w:b/>
+                <w:bCs/>
+                <w:i w:val="false"/>
+                <w:iCs w:val="false"/>
+                <w:color w:val="000000"/>
+                <w:sz w:val="20"/>
+                <w:szCs w:val="20"/>
+              </w:rPr>
+              <w:t xml:space="preserve">Vocabulary: </w:t>
+            </w:r>
+            <w:r>
+              <w:rPr>
+                <w:rFonts w:ascii="Arial" w:cs="Arial" w:eastAsia="Arial" w:hAnsi="Arial"/>
+                <w:b w:val="false"/>
+                <w:bCs w:val="false"/>
+                <w:i w:val="false"/>
+                <w:iCs w:val="false"/>
+                <w:color w:val="000000"/>
+                <w:sz w:val="20"/>
+                <w:szCs w:val="20"/>
+              </w:rPr>
+              <w:t xml:space="preserve">Parameters not passed correctly, Wrong parameter values, Return value issues, Variable scope issues</w:t>
+            </w:r>
+            <w:r>
+              <w:rPr>
+                <w:rFonts w:ascii="Arial" w:cs="Arial" w:eastAsia="Arial" w:hAnsi="Arial"/>
+                <w:sz w:val="20"/>
+                <w:szCs w:val="20"/>
+              </w:rPr>
+              <w:br/>
+              <w:t xml:space="preserve"/>
+            </w:r>
+            <w:r>
+              <w:rPr>
+                <w:rFonts w:ascii="Arial" w:cs="Arial" w:eastAsia="Arial" w:hAnsi="Arial"/>
+                <w:sz w:val="20"/>
+                <w:szCs w:val="20"/>
+              </w:rPr>
+              <w:br/>
+              <w:t xml:space="preserve"/>
+            </w:r>
+            <w:r>
+              <w:rPr>
+                <w:rFonts w:ascii="Arial" w:cs="Arial" w:eastAsia="Arial" w:hAnsi="Arial"/>
+                <w:b/>
+                <w:bCs/>
+                <w:i/>
+                <w:iCs/>
+                <w:color w:val="555555"/>
+                <w:sz w:val="20"/>
+                <w:szCs w:val="20"/>
+              </w:rPr>
+              <w:t xml:space="preserve">→ Live Demo — </w:t>
+            </w:r>
+            <w:r>
+              <w:rPr>
+                <w:rFonts w:ascii="Arial" w:cs="Arial" w:eastAsia="Arial" w:hAnsi="Arial"/>
+                <w:b w:val="false"/>
+                <w:bCs w:val="false"/>
+                <w:i/>
+                <w:iCs/>
+                <w:color w:val="555555"/>
+                <w:sz w:val="20"/>
+                <w:szCs w:val="20"/>
+              </w:rPr>
+              <w:t xml:space="preserve">type examples as students follow along in their own editor.</w:t>
+            </w:r>
+            <w:r>
+              <w:rPr>
+                <w:rFonts w:ascii="Arial" w:cs="Arial" w:eastAsia="Arial" w:hAnsi="Arial"/>
+                <w:sz w:val="20"/>
+                <w:szCs w:val="20"/>
+              </w:rPr>
+              <w:br/>
+              <w:t xml:space="preserve"/>
+            </w:r>
+            <w:r>
+              <w:rPr>
+                <w:rFonts w:ascii="Arial" w:cs="Arial" w:eastAsia="Arial" w:hAnsi="Arial"/>
+                <w:b/>
+                <w:bCs/>
+                <w:i/>
+                <w:iCs/>
+                <w:color w:val="555555"/>
+                <w:sz w:val="20"/>
+                <w:szCs w:val="20"/>
+              </w:rPr>
+              <w:t xml:space="preserve">→ Check for Understanding: </w:t>
+            </w:r>
+            <w:r>
+              <w:rPr>
+                <w:rFonts w:ascii="Arial" w:cs="Arial" w:eastAsia="Arial" w:hAnsi="Arial"/>
+                <w:b w:val="false"/>
+                <w:bCs w:val="false"/>
+                <w:i/>
+                <w:iCs/>
+                <w:color w:val="555555"/>
+                <w:sz w:val="20"/>
+                <w:szCs w:val="20"/>
+              </w:rPr>
+              <w:t xml:space="preserve">pause and cold-call: “Can someone explain what we just did in their own words?”</w:t>
             </w:r>
           </w:p>
         </w:tc>
@@ -377,9 +933,9 @@
               <w:right w:val="single" w:color="CCCCCC" w:sz="1"/>
             </w:tcBorders>
             <w:tcMar>
-              <w:top w:type="dxa" w:w="60"/>
+              <w:top w:type="dxa" w:w="80"/>
               <w:left w:type="dxa" w:w="120"/>
-              <w:bottom w:type="dxa" w:w="60"/>
+              <w:bottom w:type="dxa" w:w="80"/>
               <w:right w:type="dxa" w:w="120"/>
             </w:tcMar>
           </w:tcPr>
@@ -406,20 +962,90 @@
               <w:right w:val="single" w:color="CCCCCC" w:sz="1"/>
             </w:tcBorders>
             <w:tcMar>
-              <w:top w:type="dxa" w:w="60"/>
+              <w:top w:type="dxa" w:w="80"/>
               <w:left w:type="dxa" w:w="120"/>
-              <w:bottom w:type="dxa" w:w="60"/>
+              <w:bottom w:type="dxa" w:w="80"/>
               <w:right w:type="dxa" w:w="120"/>
             </w:tcMar>
           </w:tcPr>
           <w:p>
-            <w:r>
-              <w:rPr>
-                <w:rFonts w:ascii="Arial" w:cs="Arial" w:eastAsia="Arial" w:hAnsi="Arial"/>
-                <w:sz w:val="20"/>
-                <w:szCs w:val="20"/>
+            <w:pPr>
+              <w:spacing w:after="80" w:before="80"/>
+            </w:pPr>
+            <w:r>
+              <w:rPr>
+                <w:rFonts w:ascii="Arial" w:cs="Arial" w:eastAsia="Arial" w:hAnsi="Arial"/>
+                <w:b/>
+                <w:bCs/>
+                <w:i w:val="false"/>
+                <w:iCs w:val="false"/>
+                <w:color w:val="000000"/>
+                <w:sz w:val="22"/>
+                <w:szCs w:val="22"/>
               </w:rPr>
               <w:t xml:space="preserve">Guided Practice</w:t>
+            </w:r>
+            <w:r>
+              <w:rPr>
+                <w:rFonts w:ascii="Arial" w:cs="Arial" w:eastAsia="Arial" w:hAnsi="Arial"/>
+                <w:sz w:val="20"/>
+                <w:szCs w:val="20"/>
+              </w:rPr>
+              <w:br/>
+              <w:t xml:space="preserve"/>
+            </w:r>
+            <w:r>
+              <w:rPr>
+                <w:rFonts w:ascii="Arial" w:cs="Arial" w:eastAsia="Arial" w:hAnsi="Arial"/>
+                <w:sz w:val="20"/>
+                <w:szCs w:val="20"/>
+              </w:rPr>
+              <w:br/>
+              <w:t xml:space="preserve"/>
+            </w:r>
+            <w:r>
+              <w:rPr>
+                <w:rFonts w:ascii="Arial" w:cs="Arial" w:eastAsia="Arial" w:hAnsi="Arial"/>
+                <w:b w:val="false"/>
+                <w:bCs w:val="false"/>
+                <w:i w:val="false"/>
+                <w:iCs w:val="false"/>
+                <w:color w:val="000000"/>
+                <w:sz w:val="20"/>
+                <w:szCs w:val="20"/>
+              </w:rPr>
+              <w:t xml:space="preserve">Debug this function. What's wrong with it?</w:t>
+            </w:r>
+            <w:r>
+              <w:rPr>
+                <w:rFonts w:ascii="Arial" w:cs="Arial" w:eastAsia="Arial" w:hAnsi="Arial"/>
+                <w:sz w:val="20"/>
+                <w:szCs w:val="20"/>
+              </w:rPr>
+              <w:br/>
+              <w:t xml:space="preserve"/>
+            </w:r>
+            <w:r>
+              <w:rPr>
+                <w:rFonts w:ascii="Arial" w:cs="Arial" w:eastAsia="Arial" w:hAnsi="Arial"/>
+                <w:sz w:val="20"/>
+                <w:szCs w:val="20"/>
+              </w:rPr>
+              <w:br/>
+              <w:t xml:space="preserve"/>
+            </w:r>
+            <w:r>
+              <w:rPr>
+                <w:rFonts w:ascii="Arial" w:cs="Arial" w:eastAsia="Arial" w:hAnsi="Arial"/>
+                <w:b w:val="false"/>
+                <w:bCs w:val="false"/>
+                <w:i/>
+                <w:iCs/>
+                <w:color w:val="555555"/>
+                <w:sz w:val="20"/>
+                <w:szCs w:val="20"/>
+              </w:rPr>
+              <w:t xml:space="preserve">→ Teacher models — students try alongside, then compare results.</w:t>
             </w:r>
           </w:p>
         </w:tc>
@@ -435,9 +1061,9 @@
               <w:right w:val="single" w:color="CCCCCC" w:sz="1"/>
             </w:tcBorders>
             <w:tcMar>
-              <w:top w:type="dxa" w:w="60"/>
+              <w:top w:type="dxa" w:w="80"/>
               <w:left w:type="dxa" w:w="120"/>
-              <w:bottom w:type="dxa" w:w="60"/>
+              <w:bottom w:type="dxa" w:w="80"/>
               <w:right w:type="dxa" w:w="120"/>
             </w:tcMar>
           </w:tcPr>
@@ -450,7 +1076,7 @@
                 <w:sz w:val="20"/>
                 <w:szCs w:val="20"/>
               </w:rPr>
-              <w:t xml:space="preserve">15-20 min</w:t>
+              <w:t xml:space="preserve">15–20 min</w:t>
             </w:r>
           </w:p>
         </w:tc>
@@ -464,20 +1090,164 @@
               <w:right w:val="single" w:color="CCCCCC" w:sz="1"/>
             </w:tcBorders>
             <w:tcMar>
-              <w:top w:type="dxa" w:w="60"/>
+              <w:top w:type="dxa" w:w="80"/>
               <w:left w:type="dxa" w:w="120"/>
-              <w:bottom w:type="dxa" w:w="60"/>
+              <w:bottom w:type="dxa" w:w="80"/>
               <w:right w:type="dxa" w:w="120"/>
             </w:tcMar>
           </w:tcPr>
           <w:p>
-            <w:r>
-              <w:rPr>
-                <w:rFonts w:ascii="Arial" w:cs="Arial" w:eastAsia="Arial" w:hAnsi="Arial"/>
-                <w:sz w:val="20"/>
-                <w:szCs w:val="20"/>
+            <w:pPr>
+              <w:spacing w:after="80" w:before="80"/>
+            </w:pPr>
+            <w:r>
+              <w:rPr>
+                <w:rFonts w:ascii="Arial" w:cs="Arial" w:eastAsia="Arial" w:hAnsi="Arial"/>
+                <w:b/>
+                <w:bCs/>
+                <w:i w:val="false"/>
+                <w:iCs w:val="false"/>
+                <w:color w:val="000000"/>
+                <w:sz w:val="22"/>
+                <w:szCs w:val="22"/>
               </w:rPr>
               <w:t xml:space="preserve">Independent Practice / Code Along</w:t>
+            </w:r>
+            <w:r>
+              <w:rPr>
+                <w:rFonts w:ascii="Arial" w:cs="Arial" w:eastAsia="Arial" w:hAnsi="Arial"/>
+                <w:sz w:val="20"/>
+                <w:szCs w:val="20"/>
+              </w:rPr>
+              <w:br/>
+              <w:t xml:space="preserve"/>
+            </w:r>
+            <w:r>
+              <w:rPr>
+                <w:rFonts w:ascii="Arial" w:cs="Arial" w:eastAsia="Arial" w:hAnsi="Arial"/>
+                <w:b/>
+                <w:bCs/>
+                <w:i w:val="false"/>
+                <w:iCs w:val="false"/>
+                <w:color w:val="000000"/>
+                <w:sz w:val="20"/>
+                <w:szCs w:val="20"/>
+              </w:rPr>
+              <w:t xml:space="preserve">    Beginner: </w:t>
+            </w:r>
+            <w:r>
+              <w:rPr>
+                <w:rFonts w:ascii="Arial" w:cs="Arial" w:eastAsia="Arial" w:hAnsi="Arial"/>
+                <w:b w:val="false"/>
+                <w:bCs w:val="false"/>
+                <w:i w:val="false"/>
+                <w:iCs w:val="false"/>
+                <w:color w:val="000000"/>
+                <w:sz w:val="20"/>
+                <w:szCs w:val="20"/>
+              </w:rPr>
+              <w:t xml:space="preserve">Fix this function:</w:t>
+            </w:r>
+            <w:r>
+              <w:rPr>
+                <w:rFonts w:ascii="Arial" w:cs="Arial" w:eastAsia="Arial" w:hAnsi="Arial"/>
+                <w:sz w:val="20"/>
+                <w:szCs w:val="20"/>
+              </w:rPr>
+              <w:br/>
+              <w:t xml:space="preserve"/>
+            </w:r>
+            <w:r>
+              <w:rPr>
+                <w:rFonts w:ascii="Arial" w:cs="Arial" w:eastAsia="Arial" w:hAnsi="Arial"/>
+                <w:b/>
+                <w:bCs/>
+                <w:i w:val="false"/>
+                <w:iCs w:val="false"/>
+                <w:color w:val="000000"/>
+                <w:sz w:val="20"/>
+                <w:szCs w:val="20"/>
+              </w:rPr>
+              <w:t xml:space="preserve">    Intermediate: </w:t>
+            </w:r>
+            <w:r>
+              <w:rPr>
+                <w:rFonts w:ascii="Arial" w:cs="Arial" w:eastAsia="Arial" w:hAnsi="Arial"/>
+                <w:b w:val="false"/>
+                <w:bCs w:val="false"/>
+                <w:i w:val="false"/>
+                <w:iCs w:val="false"/>
+                <w:color w:val="000000"/>
+                <w:sz w:val="20"/>
+                <w:szCs w:val="20"/>
+              </w:rPr>
+              <w:t xml:space="preserve">Find and fix all errors: Test it yourself!</w:t>
+            </w:r>
+            <w:r>
+              <w:rPr>
+                <w:rFonts w:ascii="Arial" w:cs="Arial" w:eastAsia="Arial" w:hAnsi="Arial"/>
+                <w:sz w:val="20"/>
+                <w:szCs w:val="20"/>
+              </w:rPr>
+              <w:br/>
+              <w:t xml:space="preserve"/>
+            </w:r>
+            <w:r>
+              <w:rPr>
+                <w:rFonts w:ascii="Arial" w:cs="Arial" w:eastAsia="Arial" w:hAnsi="Arial"/>
+                <w:b/>
+                <w:bCs/>
+                <w:i w:val="false"/>
+                <w:iCs w:val="false"/>
+                <w:color w:val="000000"/>
+                <w:sz w:val="20"/>
+                <w:szCs w:val="20"/>
+              </w:rPr>
+              <w:t xml:space="preserve">    Challenge: </w:t>
+            </w:r>
+            <w:r>
+              <w:rPr>
+                <w:rFonts w:ascii="Arial" w:cs="Arial" w:eastAsia="Arial" w:hAnsi="Arial"/>
+                <w:b w:val="false"/>
+                <w:bCs w:val="false"/>
+                <w:i w:val="false"/>
+                <w:iCs w:val="false"/>
+                <w:color w:val="000000"/>
+                <w:sz w:val="20"/>
+                <w:szCs w:val="20"/>
+              </w:rPr>
+              <w:t xml:space="preserve">Write a function that calculates the cost of items with tax. Include debugging print statements: ---</w:t>
+            </w:r>
+            <w:r>
+              <w:rPr>
+                <w:rFonts w:ascii="Arial" w:cs="Arial" w:eastAsia="Arial" w:hAnsi="Arial"/>
+                <w:sz w:val="20"/>
+                <w:szCs w:val="20"/>
+              </w:rPr>
+              <w:br/>
+              <w:t xml:space="preserve"/>
+            </w:r>
+            <w:r>
+              <w:rPr>
+                <w:rFonts w:ascii="Arial" w:cs="Arial" w:eastAsia="Arial" w:hAnsi="Arial"/>
+                <w:sz w:val="20"/>
+                <w:szCs w:val="20"/>
+              </w:rPr>
+              <w:br/>
+              <w:t xml:space="preserve"/>
+            </w:r>
+            <w:r>
+              <w:rPr>
+                <w:rFonts w:ascii="Arial" w:cs="Arial" w:eastAsia="Arial" w:hAnsi="Arial"/>
+                <w:b w:val="false"/>
+                <w:bCs w:val="false"/>
+                <w:i/>
+                <w:iCs/>
+                <w:color w:val="555555"/>
+                <w:sz w:val="20"/>
+                <w:szCs w:val="20"/>
+              </w:rPr>
+              <w:t xml:space="preserve">→ Teacher circulates — offer hints, check for understanding.</w:t>
             </w:r>
           </w:p>
         </w:tc>
@@ -493,9 +1263,9 @@
               <w:right w:val="single" w:color="CCCCCC" w:sz="1"/>
             </w:tcBorders>
             <w:tcMar>
-              <w:top w:type="dxa" w:w="60"/>
+              <w:top w:type="dxa" w:w="80"/>
               <w:left w:type="dxa" w:w="120"/>
-              <w:bottom w:type="dxa" w:w="60"/>
+              <w:bottom w:type="dxa" w:w="80"/>
               <w:right w:type="dxa" w:w="120"/>
             </w:tcMar>
           </w:tcPr>
@@ -522,20 +1292,90 @@
               <w:right w:val="single" w:color="CCCCCC" w:sz="1"/>
             </w:tcBorders>
             <w:tcMar>
-              <w:top w:type="dxa" w:w="60"/>
+              <w:top w:type="dxa" w:w="80"/>
               <w:left w:type="dxa" w:w="120"/>
-              <w:bottom w:type="dxa" w:w="60"/>
+              <w:bottom w:type="dxa" w:w="80"/>
               <w:right w:type="dxa" w:w="120"/>
             </w:tcMar>
           </w:tcPr>
           <w:p>
-            <w:r>
-              <w:rPr>
-                <w:rFonts w:ascii="Arial" w:cs="Arial" w:eastAsia="Arial" w:hAnsi="Arial"/>
-                <w:sz w:val="20"/>
-                <w:szCs w:val="20"/>
+            <w:pPr>
+              <w:spacing w:after="80" w:before="80"/>
+            </w:pPr>
+            <w:r>
+              <w:rPr>
+                <w:rFonts w:ascii="Arial" w:cs="Arial" w:eastAsia="Arial" w:hAnsi="Arial"/>
+                <w:b/>
+                <w:bCs/>
+                <w:i w:val="false"/>
+                <w:iCs w:val="false"/>
+                <w:color w:val="000000"/>
+                <w:sz w:val="22"/>
+                <w:szCs w:val="22"/>
               </w:rPr>
               <w:t xml:space="preserve">Exit Ticket / Wrap-Up</w:t>
+            </w:r>
+            <w:r>
+              <w:rPr>
+                <w:rFonts w:ascii="Arial" w:cs="Arial" w:eastAsia="Arial" w:hAnsi="Arial"/>
+                <w:sz w:val="20"/>
+                <w:szCs w:val="20"/>
+              </w:rPr>
+              <w:br/>
+              <w:t xml:space="preserve"/>
+            </w:r>
+            <w:r>
+              <w:rPr>
+                <w:rFonts w:ascii="Arial" w:cs="Arial" w:eastAsia="Arial" w:hAnsi="Arial"/>
+                <w:sz w:val="20"/>
+                <w:szCs w:val="20"/>
+              </w:rPr>
+              <w:br/>
+              <w:t xml:space="preserve"/>
+            </w:r>
+            <w:r>
+              <w:rPr>
+                <w:rFonts w:ascii="Arial" w:cs="Arial" w:eastAsia="Arial" w:hAnsi="Arial"/>
+                <w:b w:val="false"/>
+                <w:bCs w:val="false"/>
+                <w:i w:val="false"/>
+                <w:iCs w:val="false"/>
+                <w:color w:val="000000"/>
+                <w:sz w:val="20"/>
+                <w:szCs w:val="20"/>
+              </w:rPr>
+              <w:t xml:space="preserve">Quick Check: Debug functions by tracing parameter and return value issues?</w:t>
+            </w:r>
+            <w:r>
+              <w:rPr>
+                <w:rFonts w:ascii="Arial" w:cs="Arial" w:eastAsia="Arial" w:hAnsi="Arial"/>
+                <w:sz w:val="20"/>
+                <w:szCs w:val="20"/>
+              </w:rPr>
+              <w:br/>
+              <w:t xml:space="preserve"/>
+            </w:r>
+            <w:r>
+              <w:rPr>
+                <w:rFonts w:ascii="Arial" w:cs="Arial" w:eastAsia="Arial" w:hAnsi="Arial"/>
+                <w:sz w:val="20"/>
+                <w:szCs w:val="20"/>
+              </w:rPr>
+              <w:br/>
+              <w:t xml:space="preserve"/>
+            </w:r>
+            <w:r>
+              <w:rPr>
+                <w:rFonts w:ascii="Arial" w:cs="Arial" w:eastAsia="Arial" w:hAnsi="Arial"/>
+                <w:b w:val="false"/>
+                <w:bCs w:val="false"/>
+                <w:i/>
+                <w:iCs/>
+                <w:color w:val="555555"/>
+                <w:sz w:val="20"/>
+                <w:szCs w:val="20"/>
+              </w:rPr>
+              <w:t xml:space="preserve">→ 3–2–1: Name 3 things learned, 2 new vocab words, 1 question you still have.</w:t>
             </w:r>
           </w:p>
         </w:tc>
@@ -785,19 +1625,6 @@
                 <w:sz w:val="18"/>
                 <w:szCs w:val="18"/>
               </w:rPr>
-              <w:t xml:space="preserve"># FUNCTION ERROR 1: Wrong number of arguments</w:t>
-            </w:r>
-          </w:p>
-          <w:p>
-            <w:pPr>
-              <w:spacing w:after="20"/>
-            </w:pPr>
-            <w:r>
-              <w:rPr>
-                <w:rFonts w:ascii="Courier New" w:cs="Courier New" w:eastAsia="Courier New" w:hAnsi="Courier New"/>
-                <w:sz w:val="18"/>
-                <w:szCs w:val="18"/>
-              </w:rPr>
               <w:t xml:space="preserve">def greet(name, greeting):</w:t>
             </w:r>
           </w:p>
@@ -863,7 +1690,7 @@
                 <w:sz w:val="18"/>
                 <w:szCs w:val="18"/>
               </w:rPr>
-              <w:t xml:space="preserve"># Fixed:</w:t>
+              <w:t xml:space="preserve"> </w:t>
             </w:r>
           </w:p>
           <w:p>
@@ -902,7 +1729,7 @@
                 <w:sz w:val="18"/>
                 <w:szCs w:val="18"/>
               </w:rPr>
-              <w:t xml:space="preserve"># FUNCTION ERROR 2: Wrong argument types</w:t>
+              <w:t xml:space="preserve"> </w:t>
             </w:r>
           </w:p>
           <w:p>
@@ -993,7 +1820,7 @@
                 <w:sz w:val="18"/>
                 <w:szCs w:val="18"/>
               </w:rPr>
-              <w:t xml:space="preserve"># Fixed:</w:t>
+              <w:t xml:space="preserve"> </w:t>
             </w:r>
           </w:p>
           <w:p>
@@ -1032,7 +1859,7 @@
                 <w:sz w:val="18"/>
                 <w:szCs w:val="18"/>
               </w:rPr>
-              <w:t xml:space="preserve"># FUNCTION ERROR 3: No return statement</w:t>
+              <w:t xml:space="preserve"> </w:t>
             </w:r>
           </w:p>
           <w:p>
@@ -1136,7 +1963,7 @@
                 <w:sz w:val="18"/>
                 <w:szCs w:val="18"/>
               </w:rPr>
-              <w:t xml:space="preserve"># Fixed:</w:t>
+              <w:t xml:space="preserve"> </w:t>
             </w:r>
           </w:p>
           <w:p>
@@ -1201,7 +2028,7 @@
                 <w:sz w:val="18"/>
                 <w:szCs w:val="18"/>
               </w:rPr>
-              <w:t xml:space="preserve"># FUNCTION ERROR 4: Scope issue</w:t>
+              <w:t xml:space="preserve"> </w:t>
             </w:r>
           </w:p>
           <w:p>
@@ -1820,7 +2647,7 @@
                 <w:sz w:val="18"/>
                 <w:szCs w:val="18"/>
               </w:rPr>
-              <w:t xml:space="preserve"># Test:</w:t>
+              <w:t xml:space="preserve"> </w:t>
             </w:r>
           </w:p>
           <w:p>
@@ -2006,19 +2833,6 @@
                 <w:sz w:val="18"/>
                 <w:szCs w:val="18"/>
               </w:rPr>
-              <w:t xml:space="preserve"># The function is correct as-is!</w:t>
-            </w:r>
-          </w:p>
-          <w:p>
-            <w:pPr>
-              <w:spacing w:after="20"/>
-            </w:pPr>
-            <w:r>
-              <w:rPr>
-                <w:rFonts w:ascii="Courier New" w:cs="Courier New" w:eastAsia="Courier New" w:hAnsi="Courier New"/>
-                <w:sz w:val="18"/>
-                <w:szCs w:val="18"/>
-              </w:rPr>
               <w:t xml:space="preserve">def calculate_grade(score):</w:t>
             </w:r>
           </w:p>
@@ -2440,76 +3254,7 @@
           <w:sz w:val="20"/>
           <w:szCs w:val="20"/>
         </w:rPr>
-        <w:t xml:space="preserve">Challenge: Write a function that calculates the cost of items with tax. Include debugging print statements: &lt;details&gt; &lt;summary&gt;✅ Sample Answers&lt;/summary&gt;</w:t>
-      </w:r>
-    </w:p>
-    <w:p>
-      <w:pPr>
-        <w:spacing w:after="80"/>
-      </w:pPr>
-      <w:r>
-        <w:rPr>
-          <w:rFonts w:ascii="Arial" w:cs="Arial" w:eastAsia="Arial" w:hAnsi="Arial"/>
-          <w:b/>
-          <w:bCs/>
-          <w:sz w:val="20"/>
-          <w:szCs w:val="20"/>
-        </w:rPr>
-        <w:t xml:space="preserve">Problem 4: </w:t>
-      </w:r>
-      <w:r>
-        <w:rPr>
-          <w:rFonts w:ascii="Arial" w:cs="Arial" w:eastAsia="Arial" w:hAnsi="Arial"/>
-          <w:sz w:val="20"/>
-          <w:szCs w:val="20"/>
-        </w:rPr>
-        <w:t xml:space="preserve">:</w:t>
-      </w:r>
-    </w:p>
-    <w:p>
-      <w:pPr>
-        <w:spacing w:after="80"/>
-      </w:pPr>
-      <w:r>
-        <w:rPr>
-          <w:rFonts w:ascii="Arial" w:cs="Arial" w:eastAsia="Arial" w:hAnsi="Arial"/>
-          <w:b/>
-          <w:bCs/>
-          <w:sz w:val="20"/>
-          <w:szCs w:val="20"/>
-        </w:rPr>
-        <w:t xml:space="preserve">Problem 5: </w:t>
-      </w:r>
-      <w:r>
-        <w:rPr>
-          <w:rFonts w:ascii="Arial" w:cs="Arial" w:eastAsia="Arial" w:hAnsi="Arial"/>
-          <w:sz w:val="20"/>
-          <w:szCs w:val="20"/>
-        </w:rPr>
-        <w:t xml:space="preserve">:</w:t>
-      </w:r>
-    </w:p>
-    <w:p>
-      <w:pPr>
-        <w:spacing w:after="80"/>
-      </w:pPr>
-      <w:r>
-        <w:rPr>
-          <w:rFonts w:ascii="Arial" w:cs="Arial" w:eastAsia="Arial" w:hAnsi="Arial"/>
-          <w:b/>
-          <w:bCs/>
-          <w:sz w:val="20"/>
-          <w:szCs w:val="20"/>
-        </w:rPr>
-        <w:t xml:space="preserve">Problem 6: </w:t>
-      </w:r>
-      <w:r>
-        <w:rPr>
-          <w:rFonts w:ascii="Arial" w:cs="Arial" w:eastAsia="Arial" w:hAnsi="Arial"/>
-          <w:sz w:val="20"/>
-          <w:szCs w:val="20"/>
-        </w:rPr>
-        <w:t xml:space="preserve">: &lt;/details&gt; ---</w:t>
+        <w:t xml:space="preserve">Challenge: Write a function that calculates the cost of items with tax. Include debugging print statements: ---</w:t>
       </w:r>
     </w:p>
     <w:p>

--- a/Coding 1 - year/Unit 6 - Debugging and Documentation/Daily Lesson Plans/Word/Day 129.docx
+++ b/Coding 1 - year/Unit 6 - Debugging and Documentation/Daily Lesson Plans/Word/Day 129.docx
@@ -380,7 +380,7 @@
                 <w:sz w:val="20"/>
                 <w:szCs w:val="20"/>
               </w:rPr>
-              <w:t xml:space="preserve">    In your own words: Debug functions by tracing parameter and return value issues?</w:t>
+              <w:t xml:space="preserve">    Think of a time code didn't work the way you expected. What was the first thing you did to figure out why?</w:t>
             </w:r>
             <w:r>
               <w:rPr>
@@ -477,7 +477,7 @@
                 <w:sz w:val="20"/>
                 <w:szCs w:val="20"/>
               </w:rPr>
-              <w:t xml:space="preserve">Today's Goal: By the end of class you will be able to debug functions by tracing parameter and return value issues.</w:t>
+              <w:t xml:space="preserve">Today’s Goal: By the end of class you will be able to debug functions by tracing parameter and return value issues.</w:t>
             </w:r>
             <w:r>
               <w:rPr>
@@ -1344,7 +1344,7 @@
                 <w:sz w:val="20"/>
                 <w:szCs w:val="20"/>
               </w:rPr>
-              <w:t xml:space="preserve">Quick Check: Debug functions by tracing parameter and return value issues?</w:t>
+              <w:t xml:space="preserve">Describe one debugging strategy you practiced today. When would you use it?</w:t>
             </w:r>
             <w:r>
               <w:rPr>

--- a/Coding 1 - year/Unit 6 - Debugging and Documentation/Daily Lesson Plans/Word/Day 129.docx
+++ b/Coding 1 - year/Unit 6 - Debugging and Documentation/Daily Lesson Plans/Word/Day 129.docx
@@ -795,6 +795,72 @@
                 <w:szCs w:val="20"/>
               </w:rPr>
               <w:t xml:space="preserve">    • Variable scope issues — using variables inside the function that don't exist in that scope</w:t>
+            </w:r>
+            <w:r>
+              <w:rPr>
+                <w:rFonts w:ascii="Arial" w:cs="Arial" w:eastAsia="Arial" w:hAnsi="Arial"/>
+                <w:sz w:val="20"/>
+                <w:szCs w:val="20"/>
+              </w:rPr>
+              <w:br/>
+              <w:t xml:space="preserve"/>
+            </w:r>
+            <w:r>
+              <w:rPr>
+                <w:rFonts w:ascii="Arial" w:cs="Arial" w:eastAsia="Arial" w:hAnsi="Arial"/>
+                <w:b w:val="false"/>
+                <w:bCs w:val="false"/>
+                <w:i w:val="false"/>
+                <w:iCs w:val="false"/>
+                <w:color w:val="000000"/>
+                <w:sz w:val="20"/>
+                <w:szCs w:val="20"/>
+              </w:rPr>
+              <w:t xml:space="preserve">    • What arguments are being passed in?</w:t>
+            </w:r>
+            <w:r>
+              <w:rPr>
+                <w:rFonts w:ascii="Arial" w:cs="Arial" w:eastAsia="Arial" w:hAnsi="Arial"/>
+                <w:sz w:val="20"/>
+                <w:szCs w:val="20"/>
+              </w:rPr>
+              <w:br/>
+              <w:t xml:space="preserve"/>
+            </w:r>
+            <w:r>
+              <w:rPr>
+                <w:rFonts w:ascii="Arial" w:cs="Arial" w:eastAsia="Arial" w:hAnsi="Arial"/>
+                <w:b w:val="false"/>
+                <w:bCs w:val="false"/>
+                <w:i w:val="false"/>
+                <w:iCs w:val="false"/>
+                <w:color w:val="000000"/>
+                <w:sz w:val="20"/>
+                <w:szCs w:val="20"/>
+              </w:rPr>
+              <w:t xml:space="preserve">    • What happens inside the function?</w:t>
+            </w:r>
+            <w:r>
+              <w:rPr>
+                <w:rFonts w:ascii="Arial" w:cs="Arial" w:eastAsia="Arial" w:hAnsi="Arial"/>
+                <w:sz w:val="20"/>
+                <w:szCs w:val="20"/>
+              </w:rPr>
+              <w:br/>
+              <w:t xml:space="preserve"/>
+            </w:r>
+            <w:r>
+              <w:rPr>
+                <w:rFonts w:ascii="Arial" w:cs="Arial" w:eastAsia="Arial" w:hAnsi="Arial"/>
+                <w:b w:val="false"/>
+                <w:bCs w:val="false"/>
+                <w:i w:val="false"/>
+                <w:iCs w:val="false"/>
+                <w:color w:val="000000"/>
+                <w:sz w:val="20"/>
+                <w:szCs w:val="20"/>
+              </w:rPr>
+              <w:t xml:space="preserve">    • What is being returned?</w:t>
             </w:r>
             <w:r>
               <w:rPr>
